--- a/model output/moderation_assembly_overall_cardinality.docx
+++ b/model output/moderation_assembly_overall_cardinality.docx
@@ -5,19 +5,18 @@
     <w:tbl>
       <w:tblPr>
         <w:tblStyle w:val="Table"/>
-        <w:tblW w:type="pct" w:w="4836"/>
+        <w:tblW w:type="pct" w:w="4847"/>
         <w:tblLayout w:type="fixed"/>
         <w:tblLook w:firstRow="1" w:lastRow="1" w:firstColumn="0" w:lastColumn="0" w:noHBand="0" w:noVBand="0" w:val="0020"/>
       </w:tblPr>
       <w:tblGrid>
-        <w:gridCol w:w="1471"/>
-        <w:gridCol w:w="1038"/>
-        <w:gridCol w:w="1038"/>
-        <w:gridCol w:w="822"/>
-        <w:gridCol w:w="908"/>
-        <w:gridCol w:w="779"/>
-        <w:gridCol w:w="779"/>
-        <w:gridCol w:w="822"/>
+        <w:gridCol w:w="1652"/>
+        <w:gridCol w:w="1166"/>
+        <w:gridCol w:w="1166"/>
+        <w:gridCol w:w="923"/>
+        <w:gridCol w:w="1020"/>
+        <w:gridCol w:w="874"/>
+        <w:gridCol w:w="874"/>
       </w:tblGrid>
       <w:tr>
         <w:trPr>
@@ -97,17 +96,6 @@
             </w:r>
           </w:p>
         </w:tc>
-        <w:tc>
-          <w:tcPr/>
-          <w:p>
-            <w:pPr>
-              <w:pStyle w:val="Compact"/>
-            </w:pPr>
-            <w:r>
-              <w:t xml:space="preserve">Overall meetings</w:t>
-            </w:r>
-          </w:p>
-        </w:tc>
       </w:tr>
       <w:tr>
         <w:tc>
@@ -128,7 +116,7 @@
               <w:pStyle w:val="Compact"/>
             </w:pPr>
             <w:r>
-              <w:t xml:space="preserve">34.243***</w:t>
+              <w:t xml:space="preserve">28.497***</w:t>
             </w:r>
           </w:p>
         </w:tc>
@@ -184,17 +172,6 @@
             </w:pPr>
             <w:r>
               <w:t xml:space="preserve">5.753***</w:t>
-            </w:r>
-          </w:p>
-        </w:tc>
-        <w:tc>
-          <w:tcPr/>
-          <w:p>
-            <w:pPr>
-              <w:pStyle w:val="Compact"/>
-            </w:pPr>
-            <w:r>
-              <w:t xml:space="preserve">5.746***</w:t>
             </w:r>
           </w:p>
         </w:tc>
@@ -215,7 +192,7 @@
               <w:pStyle w:val="Compact"/>
             </w:pPr>
             <w:r>
-              <w:t xml:space="preserve">34.243 (1.188)</w:t>
+              <w:t xml:space="preserve">28.497 (1.015)</w:t>
             </w:r>
           </w:p>
         </w:tc>
@@ -271,17 +248,6 @@
             </w:pPr>
             <w:r>
               <w:t xml:space="preserve">5.753 (0.247)</w:t>
-            </w:r>
-          </w:p>
-        </w:tc>
-        <w:tc>
-          <w:tcPr/>
-          <w:p>
-            <w:pPr>
-              <w:pStyle w:val="Compact"/>
-            </w:pPr>
-            <w:r>
-              <w:t xml:space="preserve">5.746 (0.251)</w:t>
             </w:r>
           </w:p>
         </w:tc>
@@ -305,7 +271,7 @@
               <w:pStyle w:val="Compact"/>
             </w:pPr>
             <w:r>
-              <w:t xml:space="preserve">3.883*</w:t>
+              <w:t xml:space="preserve">3.490*</w:t>
             </w:r>
           </w:p>
         </w:tc>
@@ -361,17 +327,6 @@
             </w:pPr>
             <w:r>
               <w:t xml:space="preserve">-0.122</w:t>
-            </w:r>
-          </w:p>
-        </w:tc>
-        <w:tc>
-          <w:tcPr/>
-          <w:p>
-            <w:pPr>
-              <w:pStyle w:val="Compact"/>
-            </w:pPr>
-            <w:r>
-              <w:t xml:space="preserve">0.393</w:t>
             </w:r>
           </w:p>
         </w:tc>
@@ -392,7 +347,7 @@
               <w:pStyle w:val="Compact"/>
             </w:pPr>
             <w:r>
-              <w:t xml:space="preserve">3.883 (1.804)</w:t>
+              <w:t xml:space="preserve">3.490 (1.541)</w:t>
             </w:r>
           </w:p>
         </w:tc>
@@ -448,17 +403,6 @@
             </w:pPr>
             <w:r>
               <w:t xml:space="preserve">-0.122 (0.374)</w:t>
-            </w:r>
-          </w:p>
-        </w:tc>
-        <w:tc>
-          <w:tcPr/>
-          <w:p>
-            <w:pPr>
-              <w:pStyle w:val="Compact"/>
-            </w:pPr>
-            <w:r>
-              <w:t xml:space="preserve">0.393 (0.381)</w:t>
             </w:r>
           </w:p>
         </w:tc>
@@ -482,7 +426,7 @@
               <w:pStyle w:val="Compact"/>
             </w:pPr>
             <w:r>
-              <w:t xml:space="preserve">-1.589</w:t>
+              <w:t xml:space="preserve">-1.199</w:t>
             </w:r>
           </w:p>
         </w:tc>
@@ -538,17 +482,6 @@
             </w:pPr>
             <w:r>
               <w:t xml:space="preserve">-0.243</w:t>
-            </w:r>
-          </w:p>
-        </w:tc>
-        <w:tc>
-          <w:tcPr/>
-          <w:p>
-            <w:pPr>
-              <w:pStyle w:val="Compact"/>
-            </w:pPr>
-            <w:r>
-              <w:t xml:space="preserve">-0.390</w:t>
             </w:r>
           </w:p>
         </w:tc>
@@ -569,7 +502,7 @@
               <w:pStyle w:val="Compact"/>
             </w:pPr>
             <w:r>
-              <w:t xml:space="preserve">-1.589 (1.552)</w:t>
+              <w:t xml:space="preserve">-1.199 (1.326)</w:t>
             </w:r>
           </w:p>
         </w:tc>
@@ -625,17 +558,6 @@
             </w:pPr>
             <w:r>
               <w:t xml:space="preserve">-0.243 (0.322)</w:t>
-            </w:r>
-          </w:p>
-        </w:tc>
-        <w:tc>
-          <w:tcPr/>
-          <w:p>
-            <w:pPr>
-              <w:pStyle w:val="Compact"/>
-            </w:pPr>
-            <w:r>
-              <w:t xml:space="preserve">-0.390 (0.327)</w:t>
             </w:r>
           </w:p>
         </w:tc>
@@ -659,7 +581,7 @@
               <w:pStyle w:val="Compact"/>
             </w:pPr>
             <w:r>
-              <w:t xml:space="preserve">-3.291</w:t>
+              <w:t xml:space="preserve">-2.890</w:t>
             </w:r>
           </w:p>
         </w:tc>
@@ -715,17 +637,6 @@
             </w:pPr>
             <w:r>
               <w:t xml:space="preserve">0.123</w:t>
-            </w:r>
-          </w:p>
-        </w:tc>
-        <w:tc>
-          <w:tcPr/>
-          <w:p>
-            <w:pPr>
-              <w:pStyle w:val="Compact"/>
-            </w:pPr>
-            <w:r>
-              <w:t xml:space="preserve">-0.400</w:t>
             </w:r>
           </w:p>
         </w:tc>
@@ -746,7 +657,7 @@
               <w:pStyle w:val="Compact"/>
             </w:pPr>
             <w:r>
-              <w:t xml:space="preserve">-3.291 (2.341)</w:t>
+              <w:t xml:space="preserve">-2.890 (2.000)</w:t>
             </w:r>
           </w:p>
         </w:tc>
@@ -802,17 +713,6 @@
             </w:pPr>
             <w:r>
               <w:t xml:space="preserve">0.123 (0.486)</w:t>
-            </w:r>
-          </w:p>
-        </w:tc>
-        <w:tc>
-          <w:tcPr/>
-          <w:p>
-            <w:pPr>
-              <w:pStyle w:val="Compact"/>
-            </w:pPr>
-            <w:r>
-              <w:t xml:space="preserve">-0.400 (0.494)</w:t>
             </w:r>
           </w:p>
         </w:tc>
@@ -895,17 +795,6 @@
             </w:r>
           </w:p>
         </w:tc>
-        <w:tc>
-          <w:tcPr/>
-          <w:p>
-            <w:pPr>
-              <w:pStyle w:val="Compact"/>
-            </w:pPr>
-            <w:r>
-              <w:t xml:space="preserve">260</w:t>
-            </w:r>
-          </w:p>
-        </w:tc>
       </w:tr>
       <w:tr>
         <w:tc>
@@ -985,17 +874,6 @@
             </w:r>
           </w:p>
         </w:tc>
-        <w:tc>
-          <w:tcPr/>
-          <w:p>
-            <w:pPr>
-              <w:pStyle w:val="Compact"/>
-            </w:pPr>
-            <w:r>
-              <w:t xml:space="preserve">0.024</w:t>
-            </w:r>
-          </w:p>
-        </w:tc>
       </w:tr>
       <w:tr>
         <w:tc>
@@ -1016,7 +894,7 @@
               <w:pStyle w:val="Compact"/>
             </w:pPr>
             <w:r>
-              <w:t xml:space="preserve">0.032</w:t>
+              <w:t xml:space="preserve">0.031</w:t>
             </w:r>
           </w:p>
         </w:tc>
@@ -1072,17 +950,6 @@
             </w:pPr>
             <w:r>
               <w:t xml:space="preserve">-0.009</w:t>
-            </w:r>
-          </w:p>
-        </w:tc>
-        <w:tc>
-          <w:tcPr/>
-          <w:p>
-            <w:pPr>
-              <w:pStyle w:val="Compact"/>
-            </w:pPr>
-            <w:r>
-              <w:t xml:space="preserve">0.013</w:t>
             </w:r>
           </w:p>
         </w:tc>
@@ -1106,7 +973,7 @@
               <w:pStyle w:val="Compact"/>
             </w:pPr>
             <w:r>
-              <w:t xml:space="preserve">1898.1</w:t>
+              <w:t xml:space="preserve">1816.2</w:t>
             </w:r>
           </w:p>
         </w:tc>
@@ -1162,17 +1029,6 @@
             </w:pPr>
             <w:r>
               <w:t xml:space="preserve">1080.5</w:t>
-            </w:r>
-          </w:p>
-        </w:tc>
-        <w:tc>
-          <w:tcPr/>
-          <w:p>
-            <w:pPr>
-              <w:pStyle w:val="Compact"/>
-            </w:pPr>
-            <w:r>
-              <w:t xml:space="preserve">1089.0</w:t>
             </w:r>
           </w:p>
         </w:tc>
@@ -1196,7 +1052,7 @@
               <w:pStyle w:val="Compact"/>
             </w:pPr>
             <w:r>
-              <w:t xml:space="preserve">1915.9</w:t>
+              <w:t xml:space="preserve">1834.0</w:t>
             </w:r>
           </w:p>
         </w:tc>
@@ -1252,17 +1108,6 @@
             </w:pPr>
             <w:r>
               <w:t xml:space="preserve">1098.3</w:t>
-            </w:r>
-          </w:p>
-        </w:tc>
-        <w:tc>
-          <w:tcPr/>
-          <w:p>
-            <w:pPr>
-              <w:pStyle w:val="Compact"/>
-            </w:pPr>
-            <w:r>
-              <w:t xml:space="preserve">1106.8</w:t>
             </w:r>
           </w:p>
         </w:tc>
@@ -1286,7 +1131,7 @@
               <w:pStyle w:val="Compact"/>
             </w:pPr>
             <w:r>
-              <w:t xml:space="preserve">-944.053</w:t>
+              <w:t xml:space="preserve">-903.076</w:t>
             </w:r>
           </w:p>
         </w:tc>
@@ -1342,17 +1187,6 @@
             </w:pPr>
             <w:r>
               <w:t xml:space="preserve">-535.227</w:t>
-            </w:r>
-          </w:p>
-        </w:tc>
-        <w:tc>
-          <w:tcPr/>
-          <w:p>
-            <w:pPr>
-              <w:pStyle w:val="Compact"/>
-            </w:pPr>
-            <w:r>
-              <w:t xml:space="preserve">-539.496</w:t>
             </w:r>
           </w:p>
         </w:tc>
@@ -1376,7 +1210,7 @@
               <w:pStyle w:val="Compact"/>
             </w:pPr>
             <w:r>
-              <w:t xml:space="preserve">9.13</w:t>
+              <w:t xml:space="preserve">7.80</w:t>
             </w:r>
           </w:p>
         </w:tc>
@@ -1432,17 +1266,6 @@
             </w:pPr>
             <w:r>
               <w:t xml:space="preserve">1.90</w:t>
-            </w:r>
-          </w:p>
-        </w:tc>
-        <w:tc>
-          <w:tcPr/>
-          <w:p>
-            <w:pPr>
-              <w:pStyle w:val="Compact"/>
-            </w:pPr>
-            <w:r>
-              <w:t xml:space="preserve">1.93</w:t>
             </w:r>
           </w:p>
         </w:tc>
@@ -1450,7 +1273,7 @@
       <w:tr>
         <w:tc>
           <w:tcPr>
-            <w:gridSpan w:val="8"/>
+            <w:gridSpan w:val="7"/>
           </w:tcPr>
           <w:p>
             <w:pPr>
